--- a/assets/demo/case3/改后-专家库汇报_tracked.docx
+++ b/assets/demo/case3/改后-专家库汇报_tracked.docx
@@ -5,8 +5,7 @@
     <w:p>
       <w:pPr>
         <w:pStyle w:val="FormatAgentTitle"/>
-        <w:spacing w:line="240" w:lineRule="auto"/>
-        <w:pPrChange w:id="1" w:author="FormatAgent" w:date="2026-08-29T07:38:57Z">
+        <w:pPrChange w:id="1" w:author="FormatAgent" w:date="2026-08-29T08:12:38Z">
           <w:pPr>
             <w:spacing w:line="240" w:lineRule="auto"/>
             <w:jc w:val="left"/>
@@ -15,7 +14,7 @@
       </w:pPr>
       <w:r>
         <w:rPr>
-          <w:rPrChange w:id="2" w:author="FormatAgent" w:date="2026-08-29T07:38:57Z">
+          <w:rPrChange w:id="2" w:author="FormatAgent" w:date="2026-08-29T08:12:38Z">
             <w:rPr>
               <w:rFonts w:ascii="微软雅黑" w:hAnsi="微软雅黑"/>
               <w:b/>
@@ -29,7 +28,7 @@
     <w:p>
       <w:pPr>
         <w:pStyle w:val="FormatAgentSubtitle"/>
-        <w:pPrChange w:id="3" w:author="FormatAgent" w:date="2026-08-29T07:38:57Z">
+        <w:pPrChange w:id="3" w:author="FormatAgent" w:date="2026-08-29T08:12:38Z">
           <w:pPr>
             <w:spacing w:line="240" w:lineRule="auto"/>
             <w:jc w:val="left"/>
@@ -38,7 +37,7 @@
       </w:pPr>
       <w:r>
         <w:rPr>
-          <w:rPrChange w:id="4" w:author="FormatAgent" w:date="2026-08-29T07:38:57Z">
+          <w:rPrChange w:id="4" w:author="FormatAgent" w:date="2026-08-29T08:12:38Z">
             <w:rPr>
               <w:rFonts w:ascii="宋体" w:hAnsi="宋体"/>
               <w:sz w:val="24"/>
@@ -51,7 +50,7 @@
     <w:p>
       <w:pPr>
         <w:pStyle w:val="FormatAgentBody"/>
-        <w:pPrChange w:id="5" w:author="FormatAgent" w:date="2026-08-29T07:38:57Z">
+        <w:pPrChange w:id="5" w:author="FormatAgent" w:date="2026-08-29T08:12:38Z">
           <w:pPr>
             <w:spacing w:line="240" w:lineRule="auto"/>
             <w:jc w:val="left"/>
@@ -60,7 +59,7 @@
       </w:pPr>
       <w:r>
         <w:rPr>
-          <w:rPrChange w:id="6" w:author="FormatAgent" w:date="2026-08-29T07:38:57Z">
+          <w:rPrChange w:id="6" w:author="FormatAgent" w:date="2026-08-29T08:12:38Z">
             <w:rPr>
               <w:rFonts w:ascii="宋体" w:hAnsi="宋体"/>
               <w:sz w:val="24"/>
@@ -73,7 +72,7 @@
     <w:p>
       <w:pPr>
         <w:pStyle w:val="FormatAgentBody"/>
-        <w:pPrChange w:id="7" w:author="FormatAgent" w:date="2026-08-29T07:38:57Z">
+        <w:pPrChange w:id="7" w:author="FormatAgent" w:date="2026-08-29T08:12:38Z">
           <w:pPr>
             <w:spacing w:line="240" w:lineRule="auto"/>
             <w:jc w:val="left"/>
@@ -82,7 +81,7 @@
       </w:pPr>
       <w:r>
         <w:rPr>
-          <w:rPrChange w:id="8" w:author="FormatAgent" w:date="2026-08-29T07:38:57Z">
+          <w:rPrChange w:id="8" w:author="FormatAgent" w:date="2026-08-29T08:12:38Z">
             <w:rPr>
               <w:rFonts w:ascii="宋体" w:hAnsi="宋体"/>
               <w:sz w:val="24"/>
@@ -95,7 +94,7 @@
     <w:p>
       <w:pPr>
         <w:pStyle w:val="FormatAgentBody"/>
-        <w:pPrChange w:id="9" w:author="FormatAgent" w:date="2026-08-29T07:38:57Z">
+        <w:pPrChange w:id="9" w:author="FormatAgent" w:date="2026-08-29T08:12:38Z">
           <w:pPr>
             <w:spacing w:line="240" w:lineRule="auto"/>
             <w:jc w:val="left"/>
@@ -104,7 +103,7 @@
       </w:pPr>
       <w:r>
         <w:rPr>
-          <w:rPrChange w:id="10" w:author="FormatAgent" w:date="2026-08-29T07:38:57Z">
+          <w:rPrChange w:id="10" w:author="FormatAgent" w:date="2026-08-29T08:12:38Z">
             <w:rPr>
               <w:rFonts w:ascii="宋体" w:hAnsi="宋体"/>
               <w:sz w:val="24"/>
@@ -117,7 +116,7 @@
     <w:p>
       <w:pPr>
         <w:pStyle w:val="FormatAgentBody"/>
-        <w:pPrChange w:id="11" w:author="FormatAgent" w:date="2026-08-29T07:38:57Z">
+        <w:pPrChange w:id="11" w:author="FormatAgent" w:date="2026-08-29T08:12:38Z">
           <w:pPr>
             <w:spacing w:line="240" w:lineRule="auto"/>
             <w:jc w:val="left"/>
@@ -126,7 +125,7 @@
       </w:pPr>
       <w:r>
         <w:rPr>
-          <w:rPrChange w:id="12" w:author="FormatAgent" w:date="2026-08-29T07:38:57Z">
+          <w:rPrChange w:id="12" w:author="FormatAgent" w:date="2026-08-29T08:12:38Z">
             <w:rPr>
               <w:rFonts w:ascii="宋体" w:hAnsi="宋体"/>
               <w:sz w:val="24"/>
@@ -139,7 +138,7 @@
     <w:p>
       <w:pPr>
         <w:pStyle w:val="FormatAgentBody"/>
-        <w:pPrChange w:id="13" w:author="FormatAgent" w:date="2026-08-29T07:38:57Z">
+        <w:pPrChange w:id="13" w:author="FormatAgent" w:date="2026-08-29T08:12:38Z">
           <w:pPr>
             <w:spacing w:line="240" w:lineRule="auto"/>
             <w:jc w:val="left"/>
@@ -148,7 +147,7 @@
       </w:pPr>
       <w:r>
         <w:rPr>
-          <w:rPrChange w:id="14" w:author="FormatAgent" w:date="2026-08-29T07:38:57Z">
+          <w:rPrChange w:id="14" w:author="FormatAgent" w:date="2026-08-29T08:12:38Z">
             <w:rPr>
               <w:rFonts w:ascii="宋体" w:hAnsi="宋体"/>
               <w:sz w:val="24"/>
@@ -12236,28 +12235,15 @@
     <w:next w:val="Normal"/>
     <w:qFormat/>
     <w:pPr>
+      <w:spacing w:line="520" w:lineRule="exact"/>
       <w:jc w:val="center"/>
       <w:outlineLvl w:val="0"/>
     </w:pPr>
     <w:rPr>
-      <w:rFonts w:eastAsia="方正小标宋简体" w:ascii="方正小标宋简体" w:hAnsi="方正小标宋简体" w:cs="方正小标宋简体"/>
+      <w:rFonts w:eastAsia="黑体" w:ascii="黑体" w:hAnsi="黑体" w:cs="黑体"/>
       <w:b w:val="0"/>
       <w:sz w:val="44"/>
       <w:szCs w:val="44"/>
-    </w:rPr>
-  </w:style>
-  <w:style w:type="paragraph" w:customStyle="1" w:styleId="FormatAgentDate">
-    <w:name w:val="日期"/>
-    <w:next w:val="Normal"/>
-    <w:qFormat/>
-    <w:pPr>
-      <w:jc w:val="both"/>
-    </w:pPr>
-    <w:rPr>
-      <w:rFonts w:eastAsia="仿宋_GB2312" w:ascii="仿宋_GB2312" w:hAnsi="仿宋_GB2312" w:cs="仿宋_GB2312"/>
-      <w:b w:val="0"/>
-      <w:sz w:val="28"/>
-      <w:szCs w:val="28"/>
     </w:rPr>
   </w:style>
   <w:style w:type="paragraph" w:customStyle="1" w:styleId="FormatAgentSubtitle">
@@ -12319,10 +12305,10 @@
     <w:pPr>
       <w:spacing w:line="600" w:lineRule="exact"/>
       <w:ind w:firstLineChars="200" w:firstLine="420"/>
-      <w:jc w:val="both"/>
+      <w:jc w:val="left"/>
     </w:pPr>
     <w:rPr>
-      <w:rFonts w:eastAsia="华文楷体" w:ascii="华文楷体" w:hAnsi="华文楷体" w:cs="华文楷体"/>
+      <w:rFonts w:eastAsia="宋体" w:ascii="Calibri" w:hAnsi="Calibri" w:cs="Calibri"/>
       <w:b w:val="0"/>
       <w:sz w:val="21"/>
       <w:szCs w:val="21"/>
